--- a/fiche-descriptive2.docx
+++ b/fiche-descriptive2.docx
@@ -99,7 +99,7 @@
                 <w:shd w:fill="auto" w:val="clear"/>
               </w:rPr>
               <w:tab/>
-              <w:t xml:space="preserve">SESSION …….</w:t>
+              <w:t xml:space="preserve">SESSION 2026</w:t>
             </w:r>
           </w:p>
           <w:p>
@@ -545,7 +545,7 @@
                 <w:sz w:val="20"/>
                 <w:shd w:fill="auto" w:val="clear"/>
               </w:rPr>
-              <w:t xml:space="preserve">...... / ...... /............</w:t>
+              <w:t xml:space="preserve">28 / 05 / 2026</w:t>
             </w:r>
           </w:p>
         </w:tc>
@@ -2338,19 +2338,7 @@
                 <w:shd w:fill="auto" w:val="clear"/>
               </w:rPr>
               <w:tab/>
-              <w:t xml:space="preserve">SESSION </w:t>
-            </w:r>
-            <w:r>
-              <w:rPr>
-                <w:rFonts w:ascii="Arial" w:hAnsi="Arial" w:cs="Arial" w:eastAsia="Arial"/>
-                <w:b/>
-                <w:color w:val="auto"/>
-                <w:spacing w:val="0"/>
-                <w:position w:val="0"/>
-                <w:sz w:val="22"/>
-                <w:shd w:fill="FFFF00" w:val="clear"/>
-              </w:rPr>
-              <w:t xml:space="preserve">……..</w:t>
+              <w:t xml:space="preserve">SESSION 2026</w:t>
             </w:r>
           </w:p>
           <w:p>
@@ -2527,143 +2515,6 @@
               </w:rPr>
               <w:t xml:space="preserve">Descriptif de la réalisation professionnelle, y compris les productions réalisées et schémas explicatifs</w:t>
             </w:r>
-          </w:p>
-          <w:p>
-            <w:pPr>
-              <w:suppressAutoHyphens w:val="true"/>
-              <w:spacing w:before="0" w:after="0" w:line="276"/>
-              <w:ind w:right="0" w:left="0" w:firstLine="0"/>
-              <w:jc w:val="left"/>
-              <w:rPr>
-                <w:rFonts w:ascii="Arial" w:hAnsi="Arial" w:cs="Arial" w:eastAsia="Arial"/>
-                <w:color w:val="auto"/>
-                <w:spacing w:val="0"/>
-                <w:position w:val="0"/>
-                <w:sz w:val="20"/>
-                <w:shd w:fill="auto" w:val="clear"/>
-              </w:rPr>
-            </w:pPr>
-          </w:p>
-          <w:p>
-            <w:pPr>
-              <w:suppressAutoHyphens w:val="true"/>
-              <w:spacing w:before="0" w:after="0" w:line="240"/>
-              <w:ind w:right="0" w:left="0" w:firstLine="0"/>
-              <w:jc w:val="left"/>
-              <w:rPr>
-                <w:rFonts w:ascii="Arial" w:hAnsi="Arial" w:cs="Arial" w:eastAsia="Arial"/>
-                <w:color w:val="auto"/>
-                <w:spacing w:val="0"/>
-                <w:position w:val="0"/>
-                <w:sz w:val="20"/>
-                <w:shd w:fill="auto" w:val="clear"/>
-              </w:rPr>
-            </w:pPr>
-            <w:r>
-              <w:object w:dxaOrig="8524" w:dyaOrig="8524">
-                <v:rect xmlns:o="urn:schemas-microsoft-com:office:office" xmlns:v="urn:schemas-microsoft-com:vml" id="rectole0000000000" style="width:426.200000pt;height:426.200000pt" o:preferrelative="t" o:ole="">
-                  <o:lock v:ext="edit"/>
-                  <v:imagedata xmlns:r="http://schemas.openxmlformats.org/officeDocument/2006/relationships" r:id="docRId2" o:title=""/>
-                </v:rect>
-                <o:OLEObject xmlns:r="http://schemas.openxmlformats.org/officeDocument/2006/relationships" xmlns:o="urn:schemas-microsoft-com:office:office" Type="Embed" ProgID="StaticMetafile" DrawAspect="Content" ObjectID="0000000000" ShapeID="rectole0000000000" r:id="docRId1"/>
-              </w:object>
-            </w:r>
-          </w:p>
-          <w:p>
-            <w:pPr>
-              <w:suppressAutoHyphens w:val="true"/>
-              <w:spacing w:before="0" w:after="0" w:line="276"/>
-              <w:ind w:right="0" w:left="0" w:firstLine="0"/>
-              <w:jc w:val="left"/>
-              <w:rPr>
-                <w:rFonts w:ascii="Arial" w:hAnsi="Arial" w:cs="Arial" w:eastAsia="Arial"/>
-                <w:color w:val="auto"/>
-                <w:spacing w:val="0"/>
-                <w:position w:val="0"/>
-                <w:sz w:val="20"/>
-                <w:shd w:fill="auto" w:val="clear"/>
-              </w:rPr>
-            </w:pPr>
-          </w:p>
-          <w:p>
-            <w:pPr>
-              <w:suppressAutoHyphens w:val="true"/>
-              <w:spacing w:before="0" w:after="0" w:line="276"/>
-              <w:ind w:right="0" w:left="0" w:firstLine="0"/>
-              <w:jc w:val="left"/>
-              <w:rPr>
-                <w:rFonts w:ascii="Arial" w:hAnsi="Arial" w:cs="Arial" w:eastAsia="Arial"/>
-                <w:color w:val="auto"/>
-                <w:spacing w:val="0"/>
-                <w:position w:val="0"/>
-                <w:sz w:val="20"/>
-                <w:shd w:fill="auto" w:val="clear"/>
-              </w:rPr>
-            </w:pPr>
-          </w:p>
-          <w:p>
-            <w:pPr>
-              <w:suppressAutoHyphens w:val="true"/>
-              <w:spacing w:before="0" w:after="0" w:line="276"/>
-              <w:ind w:right="0" w:left="0" w:firstLine="0"/>
-              <w:jc w:val="left"/>
-              <w:rPr>
-                <w:rFonts w:ascii="Arial" w:hAnsi="Arial" w:cs="Arial" w:eastAsia="Arial"/>
-                <w:color w:val="auto"/>
-                <w:spacing w:val="0"/>
-                <w:position w:val="0"/>
-                <w:sz w:val="20"/>
-                <w:shd w:fill="auto" w:val="clear"/>
-              </w:rPr>
-            </w:pPr>
-          </w:p>
-          <w:p>
-            <w:pPr>
-              <w:suppressAutoHyphens w:val="true"/>
-              <w:spacing w:before="0" w:after="0" w:line="276"/>
-              <w:ind w:right="0" w:left="0" w:firstLine="0"/>
-              <w:jc w:val="left"/>
-              <w:rPr>
-                <w:rFonts w:ascii="Arial" w:hAnsi="Arial" w:cs="Arial" w:eastAsia="Arial"/>
-                <w:color w:val="auto"/>
-                <w:spacing w:val="0"/>
-                <w:position w:val="0"/>
-                <w:sz w:val="20"/>
-                <w:shd w:fill="auto" w:val="clear"/>
-              </w:rPr>
-            </w:pPr>
-          </w:p>
-          <w:p>
-            <w:pPr>
-              <w:suppressAutoHyphens w:val="true"/>
-              <w:spacing w:before="0" w:after="0" w:line="276"/>
-              <w:ind w:right="0" w:left="0" w:firstLine="0"/>
-              <w:jc w:val="left"/>
-              <w:rPr>
-                <w:rFonts w:ascii="Arial" w:hAnsi="Arial" w:cs="Arial" w:eastAsia="Arial"/>
-                <w:color w:val="auto"/>
-                <w:spacing w:val="0"/>
-                <w:position w:val="0"/>
-                <w:sz w:val="20"/>
-                <w:shd w:fill="auto" w:val="clear"/>
-              </w:rPr>
-            </w:pPr>
-          </w:p>
-          <w:p>
-            <w:pPr>
-              <w:suppressAutoHyphens w:val="true"/>
-              <w:spacing w:before="0" w:after="0" w:line="276"/>
-              <w:ind w:right="0" w:left="0" w:firstLine="0"/>
-              <w:jc w:val="left"/>
-              <w:rPr>
-                <w:rFonts w:ascii="Arial" w:hAnsi="Arial" w:cs="Arial" w:eastAsia="Arial"/>
-                <w:color w:val="auto"/>
-                <w:spacing w:val="0"/>
-                <w:position w:val="0"/>
-                <w:sz w:val="20"/>
-                <w:shd w:fill="auto" w:val="clear"/>
-              </w:rPr>
-            </w:pPr>
           </w:p>
           <w:p>
             <w:pPr>

--- a/fiche-descriptive2.docx
+++ b/fiche-descriptive2.docx
@@ -392,7 +392,7 @@
                 <w:sz w:val="20"/>
                 <w:shd w:fill="auto" w:val="clear"/>
               </w:rPr>
-              <w:t xml:space="preserve">N° candidat : 7615000595</w:t>
+              <w:t xml:space="preserve">N° candidat : 2542561942</w:t>
             </w:r>
           </w:p>
         </w:tc>
